--- a/downloads/student/Unit 01/Handout 01.14 - Meal Planning Grid and Family Cards.docx
+++ b/downloads/student/Unit 01/Handout 01.14 - Meal Planning Grid and Family Cards.docx
@@ -768,17 +768,29 @@
       <w:r>
         <w:t xml:space="preserve">Sentence starters:</w:t>
       </w:r>
-      <w:r>
-        <w:t xml:space="preserve"> </w:t>
-      </w:r>
-      <w:r>
-        <w:t xml:space="preserve">- This family cannot eat ____________ because ____________.</w:t>
-      </w:r>
-      <w:r>
-        <w:t xml:space="preserve"> </w:t>
-      </w:r>
-      <w:r>
-        <w:t xml:space="preserve">- Our dinner fits this family because ____________.</w:t>
+    </w:p>
+    <w:p>
+      <w:pPr>
+        <w:numPr>
+          <w:ilvl w:val="0"/>
+          <w:numId w:val="1002"/>
+        </w:numPr>
+        <w:pStyle w:val="Compact"/>
+      </w:pPr>
+      <w:r>
+        <w:t xml:space="preserve">This family cannot eat ____________ because ____________.</w:t>
+      </w:r>
+    </w:p>
+    <w:p>
+      <w:pPr>
+        <w:numPr>
+          <w:ilvl w:val="0"/>
+          <w:numId w:val="1002"/>
+        </w:numPr>
+        <w:pStyle w:val="Compact"/>
+      </w:pPr>
+      <w:r>
+        <w:t xml:space="preserve">Our dinner fits this family because ____________.</w:t>
       </w:r>
     </w:p>
     <w:p>
@@ -847,17 +859,29 @@
         </w:rPr>
         <w:t xml:space="preserve">Two adults, a 13-year-old, and a 6-year-old.</w:t>
       </w:r>
-      <w:r>
-        <w:t xml:space="preserve"> </w:t>
-      </w:r>
-      <w:r>
-        <w:t xml:space="preserve">- The 13-year-old plays soccer four nights a week and comes home hungry at 6:30.</w:t>
-      </w:r>
-      <w:r>
-        <w:t xml:space="preserve"> </w:t>
-      </w:r>
-      <w:r>
-        <w:t xml:space="preserve">- The 6-year-old</w:t>
+    </w:p>
+    <w:p>
+      <w:pPr>
+        <w:numPr>
+          <w:ilvl w:val="0"/>
+          <w:numId w:val="1003"/>
+        </w:numPr>
+        <w:pStyle w:val="Compact"/>
+      </w:pPr>
+      <w:r>
+        <w:t xml:space="preserve">The 13-year-old plays soccer four nights a week and comes home hungry at 6:30.</w:t>
+      </w:r>
+    </w:p>
+    <w:p>
+      <w:pPr>
+        <w:numPr>
+          <w:ilvl w:val="0"/>
+          <w:numId w:val="1003"/>
+        </w:numPr>
+        <w:pStyle w:val="Compact"/>
+      </w:pPr>
+      <w:r>
+        <w:t xml:space="preserve">The 6-year-old</w:t>
       </w:r>
       <w:r>
         <w:t xml:space="preserve"> </w:t>
@@ -874,30 +898,30 @@
       <w:r>
         <w:t xml:space="preserve">Everything has to be in its own spot on the plate.</w:t>
       </w:r>
-      <w:r>
-        <w:t xml:space="preserve"> </w:t>
-      </w:r>
-      <w:r>
-        <w:t xml:space="preserve">-</w:t>
-      </w:r>
-      <w:r>
-        <w:t xml:space="preserve"> </w:t>
-      </w:r>
+    </w:p>
+    <w:p>
+      <w:pPr>
+        <w:numPr>
+          <w:ilvl w:val="0"/>
+          <w:numId w:val="1003"/>
+        </w:numPr>
+        <w:pStyle w:val="Compact"/>
+      </w:pPr>
       <w:r>
         <w:rPr>
           <w:b/>
         </w:rPr>
         <w:t xml:space="preserve">No allergies. No food rules.</w:t>
       </w:r>
-      <w:r>
-        <w:t xml:space="preserve"> </w:t>
-      </w:r>
-      <w:r>
-        <w:t xml:space="preserve">-</w:t>
-      </w:r>
-      <w:r>
-        <w:t xml:space="preserve"> </w:t>
-      </w:r>
+    </w:p>
+    <w:p>
+      <w:pPr>
+        <w:numPr>
+          <w:ilvl w:val="0"/>
+          <w:numId w:val="1003"/>
+        </w:numPr>
+        <w:pStyle w:val="Compact"/>
+      </w:pPr>
       <w:r>
         <w:rPr>
           <w:b/>
@@ -910,15 +934,15 @@
       <w:r>
         <w:t xml:space="preserve">to cook on a weeknight.</w:t>
       </w:r>
-      <w:r>
-        <w:t xml:space="preserve"> </w:t>
-      </w:r>
-      <w:r>
-        <w:t xml:space="preserve">-</w:t>
-      </w:r>
-      <w:r>
-        <w:t xml:space="preserve"> </w:t>
-      </w:r>
+    </w:p>
+    <w:p>
+      <w:pPr>
+        <w:numPr>
+          <w:ilvl w:val="0"/>
+          <w:numId w:val="1003"/>
+        </w:numPr>
+        <w:pStyle w:val="Compact"/>
+      </w:pPr>
       <w:r>
         <w:rPr>
           <w:b/>
@@ -931,15 +955,15 @@
       <w:r>
         <w:t xml:space="preserve">for dinner for four.</w:t>
       </w:r>
-      <w:r>
-        <w:t xml:space="preserve"> </w:t>
-      </w:r>
-      <w:r>
-        <w:t xml:space="preserve">-</w:t>
-      </w:r>
-      <w:r>
-        <w:t xml:space="preserve"> </w:t>
-      </w:r>
+    </w:p>
+    <w:p>
+      <w:pPr>
+        <w:numPr>
+          <w:ilvl w:val="0"/>
+          <w:numId w:val="1003"/>
+        </w:numPr>
+        <w:pStyle w:val="Compact"/>
+      </w:pPr>
       <w:r>
         <w:rPr>
           <w:b/>
@@ -973,11 +997,17 @@
         </w:rPr>
         <w:t xml:space="preserve">One parent, a grandmother, an 8-year-old, and a 12-year-old.</w:t>
       </w:r>
-      <w:r>
-        <w:t xml:space="preserve"> </w:t>
-      </w:r>
-      <w:r>
-        <w:t xml:space="preserve">- The grandmother’s doctor says</w:t>
+    </w:p>
+    <w:p>
+      <w:pPr>
+        <w:numPr>
+          <w:ilvl w:val="0"/>
+          <w:numId w:val="1004"/>
+        </w:numPr>
+        <w:pStyle w:val="Compact"/>
+      </w:pPr>
+      <w:r>
+        <w:t xml:space="preserve">The grandmother’s doctor says</w:t>
       </w:r>
       <w:r>
         <w:t xml:space="preserve"> </w:t>
@@ -994,11 +1024,17 @@
       <w:r>
         <w:t xml:space="preserve">No added salt at the table, and watch canned and packaged foods.</w:t>
       </w:r>
-      <w:r>
-        <w:t xml:space="preserve"> </w:t>
-      </w:r>
-      <w:r>
-        <w:t xml:space="preserve">- The 8-year-old has a</w:t>
+    </w:p>
+    <w:p>
+      <w:pPr>
+        <w:numPr>
+          <w:ilvl w:val="0"/>
+          <w:numId w:val="1004"/>
+        </w:numPr>
+        <w:pStyle w:val="Compact"/>
+      </w:pPr>
+      <w:r>
+        <w:t xml:space="preserve">The 8-year-old has a</w:t>
       </w:r>
       <w:r>
         <w:t xml:space="preserve"> </w:t>
@@ -1015,21 +1051,27 @@
       <w:r>
         <w:t xml:space="preserve">Nothing with peanuts or made in a place with peanuts. Read every label.</w:t>
       </w:r>
-      <w:r>
-        <w:t xml:space="preserve"> </w:t>
-      </w:r>
-      <w:r>
-        <w:t xml:space="preserve">- The 12-year-old will eat almost anything and likes spicy food.</w:t>
-      </w:r>
-      <w:r>
-        <w:t xml:space="preserve"> </w:t>
-      </w:r>
-      <w:r>
-        <w:t xml:space="preserve">-</w:t>
-      </w:r>
-      <w:r>
-        <w:t xml:space="preserve"> </w:t>
-      </w:r>
+    </w:p>
+    <w:p>
+      <w:pPr>
+        <w:numPr>
+          <w:ilvl w:val="0"/>
+          <w:numId w:val="1004"/>
+        </w:numPr>
+        <w:pStyle w:val="Compact"/>
+      </w:pPr>
+      <w:r>
+        <w:t xml:space="preserve">The 12-year-old will eat almost anything and likes spicy food.</w:t>
+      </w:r>
+    </w:p>
+    <w:p>
+      <w:pPr>
+        <w:numPr>
+          <w:ilvl w:val="0"/>
+          <w:numId w:val="1004"/>
+        </w:numPr>
+        <w:pStyle w:val="Compact"/>
+      </w:pPr>
       <w:r>
         <w:rPr>
           <w:b/>
@@ -1042,15 +1084,15 @@
       <w:r>
         <w:t xml:space="preserve">to cook.</w:t>
       </w:r>
-      <w:r>
-        <w:t xml:space="preserve"> </w:t>
-      </w:r>
-      <w:r>
-        <w:t xml:space="preserve">-</w:t>
-      </w:r>
-      <w:r>
-        <w:t xml:space="preserve"> </w:t>
-      </w:r>
+    </w:p>
+    <w:p>
+      <w:pPr>
+        <w:numPr>
+          <w:ilvl w:val="0"/>
+          <w:numId w:val="1004"/>
+        </w:numPr>
+        <w:pStyle w:val="Compact"/>
+      </w:pPr>
       <w:r>
         <w:rPr>
           <w:b/>
@@ -1063,15 +1105,15 @@
       <w:r>
         <w:t xml:space="preserve">for dinner for four.</w:t>
       </w:r>
-      <w:r>
-        <w:t xml:space="preserve"> </w:t>
-      </w:r>
-      <w:r>
-        <w:t xml:space="preserve">-</w:t>
-      </w:r>
-      <w:r>
-        <w:t xml:space="preserve"> </w:t>
-      </w:r>
+    </w:p>
+    <w:p>
+      <w:pPr>
+        <w:numPr>
+          <w:ilvl w:val="0"/>
+          <w:numId w:val="1004"/>
+        </w:numPr>
+        <w:pStyle w:val="Compact"/>
+      </w:pPr>
       <w:r>
         <w:rPr>
           <w:b/>
@@ -1105,11 +1147,17 @@
         </w:rPr>
         <w:t xml:space="preserve">Two adults and 11-year-old twins.</w:t>
       </w:r>
-      <w:r>
-        <w:t xml:space="preserve"> </w:t>
-      </w:r>
-      <w:r>
-        <w:t xml:space="preserve">- The family</w:t>
+    </w:p>
+    <w:p>
+      <w:pPr>
+        <w:numPr>
+          <w:ilvl w:val="0"/>
+          <w:numId w:val="1005"/>
+        </w:numPr>
+        <w:pStyle w:val="Compact"/>
+      </w:pPr>
+      <w:r>
+        <w:t xml:space="preserve">The family</w:t>
       </w:r>
       <w:r>
         <w:t xml:space="preserve"> </w:t>
@@ -1126,11 +1174,17 @@
       <w:r>
         <w:t xml:space="preserve">(a religious food rule). Check sausage, pepperoni, and bacon bits.</w:t>
       </w:r>
-      <w:r>
-        <w:t xml:space="preserve"> </w:t>
-      </w:r>
-      <w:r>
-        <w:t xml:space="preserve">- One adult works until 6:00. The twins start dinner at 5:45 and the adult finishes it at 6:00.</w:t>
+    </w:p>
+    <w:p>
+      <w:pPr>
+        <w:numPr>
+          <w:ilvl w:val="0"/>
+          <w:numId w:val="1005"/>
+        </w:numPr>
+        <w:pStyle w:val="Compact"/>
+      </w:pPr>
+      <w:r>
+        <w:t xml:space="preserve">One adult works until 6:00. The twins start dinner at 5:45 and the adult finishes it at 6:00.</w:t>
       </w:r>
       <w:r>
         <w:t xml:space="preserve"> </w:t>
@@ -1147,11 +1201,17 @@
       <w:r>
         <w:t xml:space="preserve">so the first 15 minutes have to be no-stove prep.</w:t>
       </w:r>
-      <w:r>
-        <w:t xml:space="preserve"> </w:t>
-      </w:r>
-      <w:r>
-        <w:t xml:space="preserve">- One twin</w:t>
+    </w:p>
+    <w:p>
+      <w:pPr>
+        <w:numPr>
+          <w:ilvl w:val="0"/>
+          <w:numId w:val="1005"/>
+        </w:numPr>
+        <w:pStyle w:val="Compact"/>
+      </w:pPr>
+      <w:r>
+        <w:t xml:space="preserve">One twin</w:t>
       </w:r>
       <w:r>
         <w:t xml:space="preserve"> </w:t>
@@ -1168,15 +1228,15 @@
       <w:r>
         <w:t xml:space="preserve">but will eat tomato sauce.</w:t>
       </w:r>
-      <w:r>
-        <w:t xml:space="preserve"> </w:t>
-      </w:r>
-      <w:r>
-        <w:t xml:space="preserve">-</w:t>
-      </w:r>
-      <w:r>
-        <w:t xml:space="preserve"> </w:t>
-      </w:r>
+    </w:p>
+    <w:p>
+      <w:pPr>
+        <w:numPr>
+          <w:ilvl w:val="0"/>
+          <w:numId w:val="1005"/>
+        </w:numPr>
+        <w:pStyle w:val="Compact"/>
+      </w:pPr>
       <w:r>
         <w:rPr>
           <w:b/>
@@ -1189,15 +1249,15 @@
       <w:r>
         <w:t xml:space="preserve">of cooking after 6:00.</w:t>
       </w:r>
-      <w:r>
-        <w:t xml:space="preserve"> </w:t>
-      </w:r>
-      <w:r>
-        <w:t xml:space="preserve">-</w:t>
-      </w:r>
-      <w:r>
-        <w:t xml:space="preserve"> </w:t>
-      </w:r>
+    </w:p>
+    <w:p>
+      <w:pPr>
+        <w:numPr>
+          <w:ilvl w:val="0"/>
+          <w:numId w:val="1005"/>
+        </w:numPr>
+        <w:pStyle w:val="Compact"/>
+      </w:pPr>
       <w:r>
         <w:rPr>
           <w:b/>
@@ -1210,15 +1270,15 @@
       <w:r>
         <w:t xml:space="preserve">for dinner for four.</w:t>
       </w:r>
-      <w:r>
-        <w:t xml:space="preserve"> </w:t>
-      </w:r>
-      <w:r>
-        <w:t xml:space="preserve">-</w:t>
-      </w:r>
-      <w:r>
-        <w:t xml:space="preserve"> </w:t>
-      </w:r>
+    </w:p>
+    <w:p>
+      <w:pPr>
+        <w:numPr>
+          <w:ilvl w:val="0"/>
+          <w:numId w:val="1005"/>
+        </w:numPr>
+        <w:pStyle w:val="Compact"/>
+      </w:pPr>
       <w:r>
         <w:rPr>
           <w:b/>
@@ -1526,6 +1586,109 @@
       </w:pPr>
     </w:lvl>
   </w:abstractNum>
+  <w:abstractNum w:abstractNumId="991">
+    <w:nsid w:val="71315dca"/>
+    <w:multiLevelType w:val="multilevel"/>
+    <w:lvl w:ilvl="0">
+      <w:numFmt w:val="bullet"/>
+      <w:lvlText w:val="•"/>
+      <w:lvlJc w:val="left"/>
+      <w:pPr>
+        <w:tabs>
+          <w:tab w:val="num" w:pos="0"/>
+        </w:tabs>
+        <w:ind w:left="480" w:hanging="480"/>
+      </w:pPr>
+    </w:lvl>
+    <w:lvl w:ilvl="1">
+      <w:numFmt w:val="bullet"/>
+      <w:lvlText w:val="–"/>
+      <w:lvlJc w:val="left"/>
+      <w:pPr>
+        <w:tabs>
+          <w:tab w:val="num" w:pos="720"/>
+        </w:tabs>
+        <w:ind w:left="1200" w:hanging="480"/>
+      </w:pPr>
+    </w:lvl>
+    <w:lvl w:ilvl="2">
+      <w:numFmt w:val="bullet"/>
+      <w:lvlText w:val="•"/>
+      <w:lvlJc w:val="left"/>
+      <w:pPr>
+        <w:tabs>
+          <w:tab w:val="num" w:pos="1440"/>
+        </w:tabs>
+        <w:ind w:left="1920" w:hanging="480"/>
+      </w:pPr>
+    </w:lvl>
+    <w:lvl w:ilvl="3">
+      <w:numFmt w:val="bullet"/>
+      <w:lvlText w:val="–"/>
+      <w:lvlJc w:val="left"/>
+      <w:pPr>
+        <w:tabs>
+          <w:tab w:val="num" w:pos="2160"/>
+        </w:tabs>
+        <w:ind w:left="2640" w:hanging="480"/>
+      </w:pPr>
+    </w:lvl>
+    <w:lvl w:ilvl="4">
+      <w:numFmt w:val="bullet"/>
+      <w:lvlText w:val="•"/>
+      <w:lvlJc w:val="left"/>
+      <w:pPr>
+        <w:tabs>
+          <w:tab w:val="num" w:pos="2880"/>
+        </w:tabs>
+        <w:ind w:left="3360" w:hanging="480"/>
+      </w:pPr>
+    </w:lvl>
+    <w:lvl w:ilvl="5">
+      <w:numFmt w:val="bullet"/>
+      <w:lvlText w:val="–"/>
+      <w:lvlJc w:val="left"/>
+      <w:pPr>
+        <w:tabs>
+          <w:tab w:val="num" w:pos="3600"/>
+        </w:tabs>
+        <w:ind w:left="4080" w:hanging="480"/>
+      </w:pPr>
+    </w:lvl>
+    <w:lvl w:ilvl="6">
+      <w:numFmt w:val="bullet"/>
+      <w:lvlText w:val="•"/>
+      <w:lvlJc w:val="left"/>
+      <w:pPr>
+        <w:tabs>
+          <w:tab w:val="num" w:pos="4320"/>
+        </w:tabs>
+        <w:ind w:left="4800" w:hanging="480"/>
+      </w:pPr>
+    </w:lvl>
+    <w:lvl w:ilvl="7">
+      <w:numFmt w:val="bullet"/>
+      <w:lvlText w:val="–"/>
+      <w:lvlJc w:val="left"/>
+      <w:pPr>
+        <w:tabs>
+          <w:tab w:val="num" w:pos="5040"/>
+        </w:tabs>
+        <w:ind w:left="5520" w:hanging="480"/>
+      </w:pPr>
+    </w:lvl>
+    <w:lvl w:ilvl="8">
+      <w:numFmt w:val="bullet"/>
+      <w:lvlText w:val="•"/>
+      <w:lvlJc w:val="left"/>
+      <w:pPr>
+        <w:tabs>
+          <w:tab w:val="num" w:pos="5760"/>
+        </w:tabs>
+        <w:ind w:left="6240" w:hanging="480"/>
+      </w:pPr>
+    </w:lvl>
+  </w:abstractNum>
   <w:num w:numId="1000">
     <w:abstractNumId w:val="990"/>
   </w:num>
@@ -1558,6 +1721,18 @@
     <w:lvlOverride w:ilvl="8">
       <w:startOverride w:val="1"/>
     </w:lvlOverride>
+  </w:num>
+  <w:num w:numId="1002">
+    <w:abstractNumId w:val="991"/>
+  </w:num>
+  <w:num w:numId="1003">
+    <w:abstractNumId w:val="991"/>
+  </w:num>
+  <w:num w:numId="1004">
+    <w:abstractNumId w:val="991"/>
+  </w:num>
+  <w:num w:numId="1005">
+    <w:abstractNumId w:val="991"/>
   </w:num>
 </w:numbering>
 </file>
